--- a/Meurtre_au_Domaine_des_Beuhaies_avantdecoup.docx
+++ b/Meurtre_au_Domaine_des_Beuhaies_avantdecoup.docx
@@ -133,7 +133,7 @@
           <w:sz w:val="28"/>
           <w:szCs w:val="28"/>
         </w:rPr>
-        <w:t>6 JUIN 2026</w:t>
+        <w:t>6 JUIN 1925</w:t>
       </w:r>
     </w:p>
     <w:p>
@@ -2979,7 +2979,7 @@
                 <w:sz w:val="20"/>
                 <w:szCs w:val="20"/>
               </w:rPr>
-              <w:t>Jardin</w:t>
+              <w:t>Lisière de forêt</w:t>
             </w:r>
           </w:p>
         </w:tc>
@@ -3070,7 +3070,7 @@
                 <w:sz w:val="20"/>
                 <w:szCs w:val="20"/>
               </w:rPr>
-              <w:t>Jardin</w:t>
+              <w:t>Lisière de forêt</w:t>
             </w:r>
           </w:p>
         </w:tc>
@@ -3534,7 +3534,7 @@
                 <w:sz w:val="20"/>
                 <w:szCs w:val="20"/>
               </w:rPr>
-              <w:t>Jardin</w:t>
+              <w:t>Lisière de forêt</w:t>
             </w:r>
           </w:p>
         </w:tc>
@@ -4808,7 +4808,7 @@
                 <w:sz w:val="20"/>
                 <w:szCs w:val="20"/>
               </w:rPr>
-              <w:t>Jardin</w:t>
+              <w:t>Lisière de forêt</w:t>
             </w:r>
           </w:p>
         </w:tc>
@@ -9964,7 +9964,7 @@
               <w:jc w:val="both"/>
             </w:pPr>
             <w:r>
-              <w:t>Mère Bénédicte, ancienne institutrice du village de la Grande Leuleu — 1898. »</w:t>
+              <w:t>Mère Bénédicte, ancienne institutrice du village de la Grande Leuleu — 1893. »</w:t>
             </w:r>
           </w:p>
         </w:tc>
@@ -10255,7 +10255,7 @@
               <w:jc w:val="both"/>
             </w:pPr>
             <w:r>
-              <w:t>M.R. — potager — non, garder le silence</w:t>
+              <w:t>(annotation personnelle, en marge : « M.R. — potager — non, garder le silence »)</w:t>
             </w:r>
           </w:p>
           <w:p>
@@ -13695,7 +13695,7 @@
               <w:t xml:space="preserve">Le contexte. </w:t>
             </w:r>
             <w:r>
-              <w:t>Samedi 6 juin 2026, anniversaire des 30 ans de Lady Chloé. Vous êtes invité au Domaine des Beuhaies. Lady Chloé est rentrée seule à 18h00 et trouve Lady Léa de Pavy morte dans la dépendance — empoisonnée à la digitaline vers 17h25.</w:t>
+              <w:t>Samedi 6 juin 1925, anniversaire des 30 ans de Lady Chloé. Vous êtes invité au Domaine des Beuhaies. Lady Chloé est rentrée seule à 18h00 et trouve Lady Léa de Pavy morte dans la dépendance — empoisonnée à la digitaline vers 17h25.</w:t>
             </w:r>
           </w:p>
           <w:p>
@@ -14258,7 +14258,7 @@
               <w:t xml:space="preserve">Le contexte. </w:t>
             </w:r>
             <w:r>
-              <w:t>Samedi 6 juin 2026, anniversaire des 30 ans de Lady Chloé. Vous êtes invité au Domaine des Beuhaies. Lady Chloé est rentrée seule à 18h00 et trouve Lady Léa de Pavy morte dans la dépendance — empoisonnée à la digitaline vers 17h25.</w:t>
+              <w:t>Samedi 6 juin 1925, anniversaire des 30 ans de Lady Chloé. Vous êtes invité au Domaine des Beuhaies. Lady Chloé est rentrée seule à 18h00 et trouve Lady Léa de Pavy morte dans la dépendance — empoisonnée à la digitaline vers 17h25.</w:t>
             </w:r>
           </w:p>
           <w:p>
@@ -15060,7 +15060,7 @@
                 <w:sz w:val="20"/>
                 <w:szCs w:val="20"/>
               </w:rPr>
-              <w:t>Jardin</w:t>
+              <w:t>Lisière de forêt</w:t>
             </w:r>
           </w:p>
         </w:tc>
@@ -15485,7 +15485,7 @@
               <w:t xml:space="preserve">Le contexte. </w:t>
             </w:r>
             <w:r>
-              <w:t>Samedi 6 juin 2026, anniversaire des 30 ans de Lady Chloé. Vous êtes invité au Domaine des Beuhaies. Lady Chloé est rentrée seule à 18h00 et trouve Lady Léa de Pavy morte dans la dépendance — empoisonnée à la digitaline vers 17h25.</w:t>
+              <w:t>Samedi 6 juin 1925, anniversaire des 30 ans de Lady Chloé. Vous êtes invité au Domaine des Beuhaies. Lady Chloé est rentrée seule à 18h00 et trouve Lady Léa de Pavy morte dans la dépendance — empoisonnée à la digitaline vers 17h25.</w:t>
             </w:r>
           </w:p>
           <w:p>
@@ -16447,7 +16447,7 @@
               <w:t xml:space="preserve">Le contexte. </w:t>
             </w:r>
             <w:r>
-              <w:t>Samedi 6 juin 2026, anniversaire des 30 ans de Lady Chloé. Vous êtes invité au Domaine des Beuhaies. Lady Chloé est rentrée seule à 18h00 et trouve Lady Léa de Pavy morte dans la dépendance — empoisonnée à la digitaline vers 17h25.</w:t>
+              <w:t>Samedi 6 juin 1925, anniversaire des 30 ans de Lady Chloé. Vous êtes invité au Domaine des Beuhaies. Lady Chloé est rentrée seule à 18h00 et trouve Lady Léa de Pavy morte dans la dépendance — empoisonnée à la digitaline vers 17h25.</w:t>
             </w:r>
           </w:p>
           <w:p>
@@ -16514,7 +16514,7 @@
         <w:jc w:val="both"/>
       </w:pPr>
       <w:r>
-        <w:t>Liaison active avec Léa depuis 6 mois — vous N'AVEZ PAS rompu. Aujourd'hui à 16h50, rendez-vous au potager avec elle. Elle vous a embrassée, vous l'avez embrassée. Vous vous êtes séparées vers 16h58. C'est la dernière fois. Léa NE vous faisait PAS chanter, elle vous aimait.</w:t>
+        <w:t>Liaison active avec Léa depuis 6 mois — vous N'AVEZ PAS rompu. Aujourd'hui à 16h50, rendez-vous au potager avec elle. Elle vous a embrassée, vous l'avez embrassée. Vous vous êtes séparées vers 16h55. C'est la dernière fois. Léa NE vous faisait PAS chanter, elle vous aimait.</w:t>
       </w:r>
     </w:p>
     <w:p>
@@ -17086,7 +17086,7 @@
                 <w:sz w:val="20"/>
                 <w:szCs w:val="20"/>
               </w:rPr>
-              <w:t>16h50 – 16h58</w:t>
+              <w:t>16h50 – 16h55</w:t>
             </w:r>
           </w:p>
         </w:tc>
@@ -17448,7 +17448,7 @@
               <w:t xml:space="preserve">Le contexte. </w:t>
             </w:r>
             <w:r>
-              <w:t>Samedi 6 juin 2026, anniversaire des 30 ans de Lady Chloé. Vous êtes invité au Domaine des Beuhaies. Lady Chloé est rentrée seule à 18h00 et trouve Lady Léa de Pavy morte dans la dépendance — empoisonnée à la digitaline vers 17h25.</w:t>
+              <w:t>Samedi 6 juin 1925, anniversaire des 30 ans de Lady Chloé. Vous êtes invité au Domaine des Beuhaies. Lady Chloé est rentrée seule à 18h00 et trouve Lady Léa de Pavy morte dans la dépendance — empoisonnée à la digitaline vers 17h25.</w:t>
             </w:r>
           </w:p>
           <w:p>
@@ -17970,7 +17970,7 @@
                 <w:sz w:val="20"/>
                 <w:szCs w:val="20"/>
               </w:rPr>
-              <w:t>Jardin</w:t>
+              <w:t>Lisière de forêt</w:t>
             </w:r>
           </w:p>
         </w:tc>
@@ -18760,7 +18760,7 @@
               <w:t xml:space="preserve">Le contexte. </w:t>
             </w:r>
             <w:r>
-              <w:t>Samedi 6 juin 2026, anniversaire des 30 ans de Lady Chloé. Vous êtes invité au Domaine des Beuhaies. Lady Chloé est rentrée seule à 18h00 et trouve Lady Léa de Pavy morte dans la dépendance — empoisonnée à la digitaline vers 17h25.</w:t>
+              <w:t>Samedi 6 juin 1925, anniversaire des 30 ans de Lady Chloé. Vous êtes invité au Domaine des Beuhaies. Lady Chloé est rentrée seule à 18h00 et trouve Lady Léa de Pavy morte dans la dépendance — empoisonnée à la digitaline vers 17h25.</w:t>
             </w:r>
           </w:p>
           <w:p>
@@ -19788,7 +19788,7 @@
               <w:t xml:space="preserve">Le contexte. </w:t>
             </w:r>
             <w:r>
-              <w:t>Samedi 6 juin 2026, anniversaire des 30 ans de Lady Chloé. Vous êtes invité au Domaine des Beuhaies. Lady Chloé est rentrée seule à 18h00 et trouve Lady Léa de Pavy morte dans la dépendance — empoisonnée à la digitaline vers 17h25.</w:t>
+              <w:t>Samedi 6 juin 1925, anniversaire des 30 ans de Lady Chloé. Vous êtes invité au Domaine des Beuhaies. Lady Chloé est rentrée seule à 18h00 et trouve Lady Léa de Pavy morte dans la dépendance — empoisonnée à la digitaline vers 17h25.</w:t>
             </w:r>
           </w:p>
           <w:p>
@@ -19967,7 +19967,7 @@
         <w:t xml:space="preserve">Témoignage sur Louis au banc (Acte I) : </w:t>
       </w:r>
       <w:r>
-        <w:t>« Pendant que je prenais l'air au jardin vers 17h00-17h15, j'apercevais Louis sur le banc. Il sortait quelque chose de sa poche, gestes nerveux. C'était louche. »</w:t>
+        <w:t>« Pendant que je prenais l'air à la lisière de forêt vers 17h00-17h15, j'apercevais Louis sur le banc. Il sortait quelque chose de sa poche, gestes nerveux. C'était louche. »</w:t>
       </w:r>
     </w:p>
     <w:p>
@@ -20554,7 +20554,7 @@
                 <w:sz w:val="20"/>
                 <w:szCs w:val="20"/>
               </w:rPr>
-              <w:t>Jardin</w:t>
+              <w:t>Lisière de forêt</w:t>
             </w:r>
           </w:p>
         </w:tc>
@@ -20979,7 +20979,7 @@
               <w:t xml:space="preserve">Le contexte. </w:t>
             </w:r>
             <w:r>
-              <w:t>Samedi 6 juin 2026, anniversaire des 30 ans de Lady Chloé. Vous êtes invité au Domaine des Beuhaies. Lady Chloé est rentrée seule à 18h00 et trouve Lady Léa de Pavy morte dans la dépendance — empoisonnée à la digitaline vers 17h25.</w:t>
+              <w:t>Samedi 6 juin 1925, anniversaire des 30 ans de Lady Chloé. Vous êtes invité au Domaine des Beuhaies. Lady Chloé est rentrée seule à 18h00 et trouve Lady Léa de Pavy morte dans la dépendance — empoisonnée à la digitaline vers 17h25.</w:t>
             </w:r>
           </w:p>
           <w:p>
@@ -22297,7 +22297,7 @@
               <w:t xml:space="preserve">Le contexte. </w:t>
             </w:r>
             <w:r>
-              <w:t>Samedi 6 juin 2026, anniversaire des 30 ans de Lady Chloé. Vous êtes invité au Domaine des Beuhaies. Lady Chloé est rentrée seule à 18h00 et trouve Lady Léa de Pavy morte dans la dépendance — empoisonnée à la digitaline vers 17h25.</w:t>
+              <w:t>Samedi 6 juin 1925, anniversaire des 30 ans de Lady Chloé. Vous êtes invité au Domaine des Beuhaies. Lady Chloé est rentrée seule à 18h00 et trouve Lady Léa de Pavy morte dans la dépendance — empoisonnée à la digitaline vers 17h25.</w:t>
             </w:r>
           </w:p>
           <w:p>
@@ -22610,7 +22610,7 @@
         <w:t xml:space="preserve">Boulet passe dans le couloir (Acte II/III). </w:t>
       </w:r>
       <w:r>
-        <w:t>« Boulet est passée plusieurs fois dans le couloir cet après-midi. Elle est très discrète mais elle voit beaucoup. »</w:t>
+        <w:t>« Boulet est passée vers 17h30 dans le couloir. Elle est très discrète mais elle voit beaucoup. »</w:t>
       </w:r>
     </w:p>
     <w:p>
@@ -23399,7 +23399,7 @@
               <w:t xml:space="preserve">Le contexte. </w:t>
             </w:r>
             <w:r>
-              <w:t>Samedi 6 juin 2026, anniversaire des 30 ans de Lady Chloé. Vous êtes invité au Domaine des Beuhaies. Lady Chloé est rentrée seule à 18h00 et trouve Lady Léa de Pavy morte dans la dépendance — empoisonnée à la digitaline vers 17h25.</w:t>
+              <w:t>Samedi 6 juin 1925, anniversaire des 30 ans de Lady Chloé. Vous êtes invité au Domaine des Beuhaies. Lady Chloé est rentrée seule à 18h00 et trouve Lady Léa de Pavy morte dans la dépendance — empoisonnée à la digitaline vers 17h25.</w:t>
             </w:r>
           </w:p>
           <w:p>
@@ -24241,7 +24241,7 @@
                 <w:sz w:val="20"/>
                 <w:szCs w:val="20"/>
               </w:rPr>
-              <w:t>Jardin</w:t>
+              <w:t>Lisière de forêt</w:t>
             </w:r>
           </w:p>
         </w:tc>
@@ -24575,7 +24575,7 @@
               <w:t xml:space="preserve">Le contexte. </w:t>
             </w:r>
             <w:r>
-              <w:t>Samedi 6 juin 2026, anniversaire des 30 ans de Lady Chloé. Vous êtes invité au Domaine des Beuhaies. Lady Chloé est rentrée seule à 18h00 et trouve Lady Léa de Pavy morte dans la dépendance — empoisonnée à la digitaline vers 17h25.</w:t>
+              <w:t>Samedi 6 juin 1925, anniversaire des 30 ans de Lady Chloé. Vous êtes invité au Domaine des Beuhaies. Lady Chloé est rentrée seule à 18h00 et trouve Lady Léa de Pavy morte dans la dépendance — empoisonnée à la digitaline vers 17h25.</w:t>
             </w:r>
           </w:p>
           <w:p>
@@ -24768,6 +24768,18 @@
       </w:r>
       <w:r>
         <w:t>Cercles de jeu en cachette le mardi soir, sous prétexte de souper chez votre tante Ophélie. Dettes massives. Tatoine ignore tout.</w:t>
+      </w:r>
+    </w:p>
+    <w:p>
+      <w:pPr>
+        <w:spacing w:before="60" w:after="60" w:line="300" w:lineRule="auto"/>
+        <w:jc w:val="both"/>
+      </w:pPr>
+      <w:r>
+        <w:rPr>
+          <w:sz w:val="22"/>
+        </w:rPr>
+        <w:t xml:space="preserve">Ce matin, à votre arrivée au Domaine, Léa vous a glissé un mot dans la main : « Ma chère Cloé, mille livres avant ce soir. Dernier délai. — L. » Vous l’avez froissé et fourré dans votre réticule. Vous comptiez le brûler après le dîner — il y est toujours.</w:t>
       </w:r>
     </w:p>
     <w:p>
@@ -25917,7 +25929,7 @@
               <w:t xml:space="preserve">Le contexte. </w:t>
             </w:r>
             <w:r>
-              <w:t>Samedi 6 juin 2026, anniversaire des 30 ans de Lady Chloé. Vous êtes invité au Domaine des Beuhaies. Lady Chloé est rentrée seule à 18h00 et trouve Lady Léa de Pavy morte dans la dépendance — empoisonnée à la digitaline vers 17h25.</w:t>
+              <w:t>Samedi 6 juin 1925, anniversaire des 30 ans de Lady Chloé. Vous êtes invité au Domaine des Beuhaies. Lady Chloé est rentrée seule à 18h00 et trouve Lady Léa de Pavy morte dans la dépendance — empoisonnée à la digitaline vers 17h25.</w:t>
             </w:r>
           </w:p>
           <w:p>
